--- a/Stage/RapportHebdomadaire.docx
+++ b/Stage/RapportHebdomadaire.docx
@@ -159,12 +159,15 @@
               </w:rPr>
               <w:t xml:space="preserve"> </w:t>
             </w:r>
-            <w:r>
-              <w:rPr>
-                <w:b/>
-              </w:rPr>
-              <w:t>Christopher-WilliamArchambault</w:t>
-            </w:r>
+            <w:proofErr w:type="spellStart"/>
+            <w:r>
+              <w:rPr>
+                <w:b/>
+                <w:highlight w:val="yellow"/>
+              </w:rPr>
+              <w:t>votreNom</w:t>
+            </w:r>
+            <w:proofErr w:type="spellEnd"/>
             <w:r>
               <w:rPr>
                 <w:b/>
@@ -202,12 +205,15 @@
               </w:rPr>
               <w:t xml:space="preserve">du </w:t>
             </w:r>
-            <w:r>
-              <w:rPr>
-                <w:b/>
-              </w:rPr>
-              <w:t>1/22/2024</w:t>
-            </w:r>
+            <w:proofErr w:type="spellStart"/>
+            <w:r>
+              <w:rPr>
+                <w:b/>
+                <w:highlight w:val="yellow"/>
+              </w:rPr>
+              <w:t>dateDébut</w:t>
+            </w:r>
+            <w:proofErr w:type="spellEnd"/>
             <w:r>
               <w:rPr>
                 <w:b/>
@@ -220,24 +226,15 @@
               </w:rPr>
               <w:t xml:space="preserve">à </w:t>
             </w:r>
-            <w:r>
-              <w:rPr>
-                <w:b/>
-              </w:rPr>
-              <w:t>1/2</w:t>
-            </w:r>
-            <w:r>
-              <w:rPr>
-                <w:b/>
-              </w:rPr>
-              <w:t>6</w:t>
-            </w:r>
-            <w:r>
-              <w:rPr>
-                <w:b/>
-              </w:rPr>
-              <w:t>/2024</w:t>
-            </w:r>
+            <w:proofErr w:type="spellStart"/>
+            <w:r>
+              <w:rPr>
+                <w:b/>
+                <w:highlight w:val="yellow"/>
+              </w:rPr>
+              <w:t>dateFin</w:t>
+            </w:r>
+            <w:proofErr w:type="spellEnd"/>
           </w:p>
           <w:p>
             <w:pPr>
@@ -268,12 +265,15 @@
               </w:rPr>
               <w:t xml:space="preserve"> : </w:t>
             </w:r>
-            <w:r>
-              <w:rPr>
-                <w:b/>
-              </w:rPr>
-              <w:t>CyFrame</w:t>
-            </w:r>
+            <w:proofErr w:type="spellStart"/>
+            <w:r>
+              <w:rPr>
+                <w:b/>
+                <w:highlight w:val="yellow"/>
+              </w:rPr>
+              <w:t>votreCompagnie</w:t>
+            </w:r>
+            <w:proofErr w:type="spellEnd"/>
             <w:r>
               <w:rPr>
                 <w:b/>
@@ -298,12 +298,15 @@
               </w:rPr>
               <w:t xml:space="preserve"> </w:t>
             </w:r>
-            <w:r>
-              <w:rPr>
-                <w:b/>
-              </w:rPr>
-              <w:t>Andriy</w:t>
-            </w:r>
+            <w:proofErr w:type="spellStart"/>
+            <w:r>
+              <w:rPr>
+                <w:b/>
+                <w:highlight w:val="yellow"/>
+              </w:rPr>
+              <w:t>votreSuperviseur</w:t>
+            </w:r>
+            <w:proofErr w:type="spellEnd"/>
           </w:p>
         </w:tc>
       </w:tr>
@@ -609,6 +612,7 @@
               </w:rPr>
               <w:t>« </w:t>
             </w:r>
+            <w:proofErr w:type="spellStart"/>
             <w:r>
               <w:rPr>
                 <w:rFonts w:ascii="Arial" w:hAnsi="Arial"/>
@@ -616,6 +620,7 @@
               </w:rPr>
               <w:t>botchage</w:t>
             </w:r>
+            <w:proofErr w:type="spellEnd"/>
             <w:r>
               <w:rPr>
                 <w:rFonts w:ascii="Arial" w:hAnsi="Arial"/>
@@ -668,7 +673,23 @@
                 <w:rFonts w:ascii="Arial" w:hAnsi="Arial"/>
                 <w:highlight w:val="yellow"/>
               </w:rPr>
-              <w:t xml:space="preserve"> il existe plusieurs fonctions permettant de faire le travail</w:t>
+              <w:t xml:space="preserve"> il existe plusieurs fonctions permettant </w:t>
+            </w:r>
+            <w:proofErr w:type="gramStart"/>
+            <w:r>
+              <w:rPr>
+                <w:rFonts w:ascii="Arial" w:hAnsi="Arial"/>
+                <w:highlight w:val="yellow"/>
+              </w:rPr>
+              <w:t>de faire</w:t>
+            </w:r>
+            <w:proofErr w:type="gramEnd"/>
+            <w:r>
+              <w:rPr>
+                <w:rFonts w:ascii="Arial" w:hAnsi="Arial"/>
+                <w:highlight w:val="yellow"/>
+              </w:rPr>
+              <w:t xml:space="preserve"> le travail</w:t>
             </w:r>
             <w:r>
               <w:rPr>
@@ -1394,7 +1415,14 @@
               <w:rPr>
                 <w:b/>
               </w:rPr>
-              <w:t xml:space="preserve"> v</w:t>
+              <w:t xml:space="preserve"> </w:t>
+            </w:r>
+            <w:proofErr w:type="spellStart"/>
+            <w:r>
+              <w:rPr>
+                <w:b/>
+              </w:rPr>
+              <w:t>v</w:t>
             </w:r>
             <w:r>
               <w:rPr>
@@ -1403,6 +1431,7 @@
               </w:rPr>
               <w:t>otreMoniteur</w:t>
             </w:r>
+            <w:proofErr w:type="spellEnd"/>
           </w:p>
         </w:tc>
       </w:tr>
@@ -3579,6 +3608,21 @@
 </file>
 
 <file path=customXml/item1.xml><?xml version="1.0" encoding="utf-8"?>
+<p:properties xmlns:p="http://schemas.microsoft.com/office/2006/metadata/properties" xmlns:xsi="http://www.w3.org/2001/XMLSchema-instance" xmlns:pc="http://schemas.microsoft.com/office/infopath/2007/PartnerControls">
+  <documentManagement/>
+</p:properties>
+</file>
+
+<file path=customXml/item2.xml><?xml version="1.0" encoding="utf-8"?>
+<?mso-contentType ?>
+<FormTemplates xmlns="http://schemas.microsoft.com/sharepoint/v3/contenttype/forms">
+  <Display>DocumentLibraryForm</Display>
+  <Edit>DocumentLibraryForm</Edit>
+  <New>DocumentLibraryForm</New>
+</FormTemplates>
+</file>
+
+<file path=customXml/item3.xml><?xml version="1.0" encoding="utf-8"?>
 <ct:contentTypeSchema xmlns:ct="http://schemas.microsoft.com/office/2006/metadata/contentType" xmlns:ma="http://schemas.microsoft.com/office/2006/metadata/properties/metaAttributes" ct:_="" ma:_="" ma:contentTypeName="Document" ma:contentTypeID="0x010100A178831AD35EF54E8210D806E12F5563" ma:contentTypeVersion="2" ma:contentTypeDescription="Crée un document." ma:contentTypeScope="" ma:versionID="24c943ea3966ad8d7200f1414ddddc31">
   <xsd:schema xmlns:xsd="http://www.w3.org/2001/XMLSchema" xmlns:xs="http://www.w3.org/2001/XMLSchema" xmlns:p="http://schemas.microsoft.com/office/2006/metadata/properties" xmlns:ns2="0cf24066-25e5-4782-b52f-a971a9b7a70e" targetNamespace="http://schemas.microsoft.com/office/2006/metadata/properties" ma:root="true" ma:fieldsID="d3d6e63fcd2b7ea9b9864057a1336cdd" ns2:_="">
     <xsd:import namespace="0cf24066-25e5-4782-b52f-a971a9b7a70e"/>
@@ -3710,22 +3754,24 @@
 </ct:contentTypeSchema>
 </file>
 
-<file path=customXml/item2.xml><?xml version="1.0" encoding="utf-8"?>
-<?mso-contentType ?>
-<FormTemplates xmlns="http://schemas.microsoft.com/sharepoint/v3/contenttype/forms">
-  <Display>DocumentLibraryForm</Display>
-  <Edit>DocumentLibraryForm</Edit>
-  <New>DocumentLibraryForm</New>
-</FormTemplates>
+<file path=customXml/itemProps1.xml><?xml version="1.0" encoding="utf-8"?>
+<ds:datastoreItem xmlns:ds="http://schemas.openxmlformats.org/officeDocument/2006/customXml" ds:itemID="{0259A202-8E52-4984-951D-3A110DDA3FA4}">
+  <ds:schemaRefs>
+    <ds:schemaRef ds:uri="http://schemas.microsoft.com/office/2006/metadata/properties"/>
+    <ds:schemaRef ds:uri="http://schemas.microsoft.com/office/infopath/2007/PartnerControls"/>
+  </ds:schemaRefs>
+</ds:datastoreItem>
 </file>
 
-<file path=customXml/item3.xml><?xml version="1.0" encoding="utf-8"?>
-<p:properties xmlns:p="http://schemas.microsoft.com/office/2006/metadata/properties" xmlns:xsi="http://www.w3.org/2001/XMLSchema-instance" xmlns:pc="http://schemas.microsoft.com/office/infopath/2007/PartnerControls">
-  <documentManagement/>
-</p:properties>
+<file path=customXml/itemProps2.xml><?xml version="1.0" encoding="utf-8"?>
+<ds:datastoreItem xmlns:ds="http://schemas.openxmlformats.org/officeDocument/2006/customXml" ds:itemID="{461E4379-9EC2-4E4A-9CCC-4C6DDC274A18}">
+  <ds:schemaRefs>
+    <ds:schemaRef ds:uri="http://schemas.microsoft.com/sharepoint/v3/contenttype/forms"/>
+  </ds:schemaRefs>
+</ds:datastoreItem>
 </file>
 
-<file path=customXml/itemProps1.xml><?xml version="1.0" encoding="utf-8"?>
+<file path=customXml/itemProps3.xml><?xml version="1.0" encoding="utf-8"?>
 <ds:datastoreItem xmlns:ds="http://schemas.openxmlformats.org/officeDocument/2006/customXml" ds:itemID="{57A617F0-1CAF-4265-A999-5B04756C3AA7}">
   <ds:schemaRefs>
     <ds:schemaRef ds:uri="http://schemas.microsoft.com/office/2006/metadata/contentType"/>
@@ -3741,21 +3787,4 @@
     <ds:schemaRef ds:uri="http://schemas.microsoft.com/internal/obd"/>
   </ds:schemaRefs>
 </ds:datastoreItem>
-</file>
-
-<file path=customXml/itemProps2.xml><?xml version="1.0" encoding="utf-8"?>
-<ds:datastoreItem xmlns:ds="http://schemas.openxmlformats.org/officeDocument/2006/customXml" ds:itemID="{461E4379-9EC2-4E4A-9CCC-4C6DDC274A18}">
-  <ds:schemaRefs>
-    <ds:schemaRef ds:uri="http://schemas.microsoft.com/sharepoint/v3/contenttype/forms"/>
-  </ds:schemaRefs>
-</ds:datastoreItem>
-</file>
-
-<file path=customXml/itemProps3.xml><?xml version="1.0" encoding="utf-8"?>
-<ds:datastoreItem xmlns:ds="http://schemas.openxmlformats.org/officeDocument/2006/customXml" ds:itemID="{0259A202-8E52-4984-951D-3A110DDA3FA4}">
-  <ds:schemaRefs>
-    <ds:schemaRef ds:uri="http://schemas.microsoft.com/office/2006/metadata/properties"/>
-    <ds:schemaRef ds:uri="http://schemas.microsoft.com/office/infopath/2007/PartnerControls"/>
-  </ds:schemaRefs>
-</ds:datastoreItem>
 </file>